--- a/resume_johnlloydmayol.docx
+++ b/resume_johnlloydmayol.docx
@@ -1541,7 +1541,7 @@
         <w:rPr>
           <w:sz w:val="18"/>
         </w:rPr>
-        <w:t>Present</w:t>
+        <w:t>June 2026</w:t>
       </w:r>
       <w:r>
         <w:rPr>
@@ -2944,19 +2944,8 @@
           <w:bCs/>
           <w:szCs w:val="20"/>
         </w:rPr>
-        <w:t xml:space="preserve"> UI/UX </w:t>
-      </w:r>
-      <w:proofErr w:type="spellStart"/>
-      <w:r>
-        <w:rPr>
-          <w:rFonts w:ascii="Century Gothic" w:hAnsi="Century Gothic"/>
-          <w:b/>
-          <w:bCs/>
-          <w:szCs w:val="20"/>
-        </w:rPr>
-        <w:t>GoRentals</w:t>
-      </w:r>
-      <w:proofErr w:type="spellEnd"/>
+        <w:t xml:space="preserve"> UI/UX GoRentals</w:t>
+      </w:r>
       <w:r>
         <w:rPr>
           <w:rFonts w:ascii="Century Gothic" w:hAnsi="Century Gothic"/>
@@ -3656,33 +3645,11 @@
         </w:rPr>
         <w:t xml:space="preserve"> </w:t>
       </w:r>
-      <w:proofErr w:type="spellStart"/>
-      <w:r>
-        <w:rPr>
-          <w:rFonts w:ascii="Century Gothic" w:hAnsi="Century Gothic"/>
-        </w:rPr>
-        <w:t>Brizy</w:t>
-      </w:r>
-      <w:proofErr w:type="spellEnd"/>
-      <w:r>
-        <w:rPr>
-          <w:rFonts w:ascii="Century Gothic" w:hAnsi="Century Gothic"/>
-        </w:rPr>
-        <w:t xml:space="preserve">, </w:t>
-      </w:r>
-      <w:proofErr w:type="spellStart"/>
-      <w:r>
-        <w:rPr>
-          <w:rFonts w:ascii="Century Gothic" w:hAnsi="Century Gothic"/>
-        </w:rPr>
-        <w:t>Elementor</w:t>
-      </w:r>
-      <w:proofErr w:type="spellEnd"/>
-      <w:r>
-        <w:rPr>
-          <w:rFonts w:ascii="Century Gothic" w:hAnsi="Century Gothic"/>
-        </w:rPr>
-        <w:t>, Duplicator and more</w:t>
+      <w:r>
+        <w:rPr>
+          <w:rFonts w:ascii="Century Gothic" w:hAnsi="Century Gothic"/>
+        </w:rPr>
+        <w:t>Brizy, Elementor, Duplicator and more</w:t>
       </w:r>
     </w:p>
     <w:p>
@@ -3924,7 +3891,6 @@
           <w:lang w:val="en-US"/>
         </w:rPr>
       </w:pPr>
-      <w:proofErr w:type="spellStart"/>
       <w:r>
         <w:rPr>
           <w:rFonts w:ascii="Century Gothic" w:hAnsi="Century Gothic"/>
@@ -3934,19 +3900,7 @@
           <w:szCs w:val="28"/>
           <w:lang w:val="en-US"/>
         </w:rPr>
-        <w:t>HiPE</w:t>
-      </w:r>
-      <w:proofErr w:type="spellEnd"/>
-      <w:r>
-        <w:rPr>
-          <w:rFonts w:ascii="Century Gothic" w:hAnsi="Century Gothic"/>
-          <w:b/>
-          <w:bCs/>
-          <w:sz w:val="28"/>
-          <w:szCs w:val="28"/>
-          <w:lang w:val="en-US"/>
-        </w:rPr>
-        <w:t xml:space="preserve"> Japan</w:t>
+        <w:t>HiPE Japan</w:t>
       </w:r>
       <w:r>
         <w:rPr>
@@ -4232,19 +4186,11 @@
         </w:rPr>
         <w:t xml:space="preserve">: </w:t>
       </w:r>
-      <w:proofErr w:type="spellStart"/>
-      <w:r>
-        <w:rPr>
-          <w:rFonts w:ascii="Century Gothic" w:hAnsi="Century Gothic"/>
-        </w:rPr>
-        <w:t>Wordpress</w:t>
-      </w:r>
-      <w:proofErr w:type="spellEnd"/>
-      <w:r>
-        <w:rPr>
-          <w:rFonts w:ascii="Century Gothic" w:hAnsi="Century Gothic"/>
-        </w:rPr>
-        <w:t xml:space="preserve"> </w:t>
+      <w:r>
+        <w:rPr>
+          <w:rFonts w:ascii="Century Gothic" w:hAnsi="Century Gothic"/>
+        </w:rPr>
+        <w:t xml:space="preserve">Wordpress </w:t>
       </w:r>
     </w:p>
     <w:p>
@@ -4266,21 +4212,7 @@
         <w:rPr>
           <w:rFonts w:ascii="Century Gothic" w:hAnsi="Century Gothic"/>
         </w:rPr>
-        <w:t xml:space="preserve">ACF, </w:t>
-      </w:r>
-      <w:proofErr w:type="spellStart"/>
-      <w:r>
-        <w:rPr>
-          <w:rFonts w:ascii="Century Gothic" w:hAnsi="Century Gothic"/>
-        </w:rPr>
-        <w:t>Elementor</w:t>
-      </w:r>
-      <w:proofErr w:type="spellEnd"/>
-      <w:r>
-        <w:rPr>
-          <w:rFonts w:ascii="Century Gothic" w:hAnsi="Century Gothic"/>
-        </w:rPr>
-        <w:t>, Ninja Form</w:t>
+        <w:t>ACF, Elementor, Ninja Form</w:t>
       </w:r>
       <w:r>
         <w:rPr>
@@ -4438,19 +4370,11 @@
           <w:rFonts w:ascii="Century Gothic" w:hAnsi="Century Gothic"/>
         </w:rPr>
       </w:pPr>
-      <w:proofErr w:type="gramStart"/>
-      <w:r>
-        <w:rPr>
-          <w:rFonts w:ascii="Century Gothic" w:hAnsi="Century Gothic"/>
-        </w:rPr>
-        <w:t>en.hipe</w:t>
-      </w:r>
-      <w:proofErr w:type="gramEnd"/>
-      <w:r>
-        <w:rPr>
-          <w:rFonts w:ascii="Century Gothic" w:hAnsi="Century Gothic"/>
-        </w:rPr>
-        <w:t>.asia</w:t>
+      <w:r>
+        <w:rPr>
+          <w:rFonts w:ascii="Century Gothic" w:hAnsi="Century Gothic"/>
+        </w:rPr>
+        <w:t>en.hipe.asia</w:t>
       </w:r>
     </w:p>
     <w:p>
@@ -4740,7 +4664,6 @@
           <w:szCs w:val="40"/>
         </w:rPr>
       </w:pPr>
-      <w:proofErr w:type="spellStart"/>
       <w:r>
         <w:rPr>
           <w:b/>
@@ -4748,17 +4671,7 @@
           <w:sz w:val="28"/>
           <w:szCs w:val="40"/>
         </w:rPr>
-        <w:t>Kredo</w:t>
-      </w:r>
-      <w:proofErr w:type="spellEnd"/>
-      <w:r>
-        <w:rPr>
-          <w:b/>
-          <w:bCs/>
-          <w:sz w:val="28"/>
-          <w:szCs w:val="40"/>
-        </w:rPr>
-        <w:t xml:space="preserve"> IT Abroad inc.</w:t>
+        <w:t>Kredo IT Abroad inc.</w:t>
       </w:r>
     </w:p>
     <w:p>
@@ -5200,19 +5113,8 @@
           <w:sz w:val="28"/>
           <w:szCs w:val="28"/>
         </w:rPr>
-        <w:t xml:space="preserve">Immaculate Heart of Mary Academy – </w:t>
-      </w:r>
-      <w:proofErr w:type="spellStart"/>
-      <w:r>
-        <w:rPr>
-          <w:b/>
-          <w:bCs/>
-          <w:sz w:val="28"/>
-          <w:szCs w:val="28"/>
-        </w:rPr>
-        <w:t>Minglanilla</w:t>
-      </w:r>
-      <w:proofErr w:type="spellEnd"/>
+        <w:t>Immaculate Heart of Mary Academy – Minglanilla</w:t>
+      </w:r>
     </w:p>
     <w:p>
       <w:pPr>
@@ -5699,9 +5601,45 @@
           <w:sz w:val="22"/>
           <w:szCs w:val="24"/>
         </w:rPr>
-        <w:t xml:space="preserve">| </w:t>
-      </w:r>
-      <w:proofErr w:type="spellStart"/>
+        <w:t>| Percipio and Accenture</w:t>
+      </w:r>
+    </w:p>
+    <w:p>
+      <w:pPr>
+        <w:pStyle w:val="Year"/>
+        <w:rPr>
+          <w:sz w:val="18"/>
+        </w:rPr>
+      </w:pPr>
+    </w:p>
+    <w:p>
+      <w:pPr>
+        <w:pStyle w:val="Year"/>
+        <w:rPr>
+          <w:sz w:val="18"/>
+        </w:rPr>
+      </w:pPr>
+      <w:r>
+        <w:rPr>
+          <w:sz w:val="18"/>
+        </w:rPr>
+        <w:t>(September 2025</w:t>
+      </w:r>
+      <w:r>
+        <w:rPr>
+          <w:sz w:val="18"/>
+        </w:rPr>
+        <w:t>)</w:t>
+      </w:r>
+    </w:p>
+    <w:p>
+      <w:pPr>
+        <w:pStyle w:val="Year"/>
+        <w:jc w:val="left"/>
+        <w:rPr>
+          <w:sz w:val="18"/>
+        </w:rPr>
+      </w:pPr>
       <w:r>
         <w:rPr>
           <w:b/>
@@ -5709,9 +5647,8 @@
           <w:sz w:val="22"/>
           <w:szCs w:val="24"/>
         </w:rPr>
-        <w:t>Percipio</w:t>
-      </w:r>
-      <w:proofErr w:type="spellEnd"/>
+        <w:t>Software Quality Assurance</w:t>
+      </w:r>
       <w:r>
         <w:rPr>
           <w:b/>
@@ -5719,45 +5656,8 @@
           <w:sz w:val="22"/>
           <w:szCs w:val="24"/>
         </w:rPr>
-        <w:t xml:space="preserve"> and Accenture</w:t>
-      </w:r>
-    </w:p>
-    <w:p>
-      <w:pPr>
-        <w:pStyle w:val="Year"/>
-        <w:rPr>
-          <w:sz w:val="18"/>
-        </w:rPr>
-      </w:pPr>
-    </w:p>
-    <w:p>
-      <w:pPr>
-        <w:pStyle w:val="Year"/>
-        <w:rPr>
-          <w:sz w:val="18"/>
-        </w:rPr>
-      </w:pPr>
-      <w:r>
-        <w:rPr>
-          <w:sz w:val="18"/>
-        </w:rPr>
-        <w:t>(September 2025</w:t>
-      </w:r>
-      <w:r>
-        <w:rPr>
-          <w:sz w:val="18"/>
-        </w:rPr>
-        <w:t>)</w:t>
-      </w:r>
-    </w:p>
-    <w:p>
-      <w:pPr>
-        <w:pStyle w:val="Year"/>
-        <w:jc w:val="left"/>
-        <w:rPr>
-          <w:sz w:val="18"/>
-        </w:rPr>
-      </w:pPr>
+        <w:t xml:space="preserve"> </w:t>
+      </w:r>
       <w:r>
         <w:rPr>
           <w:b/>
@@ -5765,8 +5665,45 @@
           <w:sz w:val="22"/>
           <w:szCs w:val="24"/>
         </w:rPr>
-        <w:t>Software Quality Assurance</w:t>
-      </w:r>
+        <w:t>| Percipio and Accenture</w:t>
+      </w:r>
+    </w:p>
+    <w:p>
+      <w:pPr>
+        <w:pStyle w:val="Year"/>
+        <w:rPr>
+          <w:sz w:val="18"/>
+        </w:rPr>
+      </w:pPr>
+    </w:p>
+    <w:p>
+      <w:pPr>
+        <w:pStyle w:val="Year"/>
+        <w:rPr>
+          <w:sz w:val="18"/>
+        </w:rPr>
+      </w:pPr>
+      <w:r>
+        <w:rPr>
+          <w:sz w:val="18"/>
+        </w:rPr>
+        <w:t>(September 2025</w:t>
+      </w:r>
+      <w:r>
+        <w:rPr>
+          <w:sz w:val="18"/>
+        </w:rPr>
+        <w:t>)</w:t>
+      </w:r>
+    </w:p>
+    <w:p>
+      <w:pPr>
+        <w:pStyle w:val="Year"/>
+        <w:jc w:val="left"/>
+        <w:rPr>
+          <w:sz w:val="18"/>
+        </w:rPr>
+      </w:pPr>
       <w:r>
         <w:rPr>
           <w:b/>
@@ -5774,7 +5711,7 @@
           <w:sz w:val="22"/>
           <w:szCs w:val="24"/>
         </w:rPr>
-        <w:t xml:space="preserve"> </w:t>
+        <w:t>Agile Organizations: Building an Agile Culture</w:t>
       </w:r>
       <w:r>
         <w:rPr>
@@ -5783,9 +5720,8 @@
           <w:sz w:val="22"/>
           <w:szCs w:val="24"/>
         </w:rPr>
-        <w:t xml:space="preserve">| </w:t>
-      </w:r>
-      <w:proofErr w:type="spellStart"/>
+        <w:t xml:space="preserve"> </w:t>
+      </w:r>
       <w:r>
         <w:rPr>
           <w:b/>
@@ -5793,9 +5729,45 @@
           <w:sz w:val="22"/>
           <w:szCs w:val="24"/>
         </w:rPr>
-        <w:t>Percipio</w:t>
-      </w:r>
-      <w:proofErr w:type="spellEnd"/>
+        <w:t>| Percipio and Accenture</w:t>
+      </w:r>
+    </w:p>
+    <w:p>
+      <w:pPr>
+        <w:pStyle w:val="Year"/>
+        <w:rPr>
+          <w:sz w:val="18"/>
+        </w:rPr>
+      </w:pPr>
+    </w:p>
+    <w:p>
+      <w:pPr>
+        <w:pStyle w:val="Year"/>
+        <w:rPr>
+          <w:sz w:val="18"/>
+        </w:rPr>
+      </w:pPr>
+      <w:r>
+        <w:rPr>
+          <w:sz w:val="18"/>
+        </w:rPr>
+        <w:t>(August 2025</w:t>
+      </w:r>
+      <w:r>
+        <w:rPr>
+          <w:sz w:val="18"/>
+        </w:rPr>
+        <w:t>)</w:t>
+      </w:r>
+    </w:p>
+    <w:p>
+      <w:pPr>
+        <w:pStyle w:val="Year"/>
+        <w:jc w:val="left"/>
+        <w:rPr>
+          <w:sz w:val="18"/>
+        </w:rPr>
+      </w:pPr>
       <w:r>
         <w:rPr>
           <w:b/>
@@ -5803,45 +5775,8 @@
           <w:sz w:val="22"/>
           <w:szCs w:val="24"/>
         </w:rPr>
-        <w:t xml:space="preserve"> and Accenture</w:t>
-      </w:r>
-    </w:p>
-    <w:p>
-      <w:pPr>
-        <w:pStyle w:val="Year"/>
-        <w:rPr>
-          <w:sz w:val="18"/>
-        </w:rPr>
-      </w:pPr>
-    </w:p>
-    <w:p>
-      <w:pPr>
-        <w:pStyle w:val="Year"/>
-        <w:rPr>
-          <w:sz w:val="18"/>
-        </w:rPr>
-      </w:pPr>
-      <w:r>
-        <w:rPr>
-          <w:sz w:val="18"/>
-        </w:rPr>
-        <w:t>(September 2025</w:t>
-      </w:r>
-      <w:r>
-        <w:rPr>
-          <w:sz w:val="18"/>
-        </w:rPr>
-        <w:t>)</w:t>
-      </w:r>
-    </w:p>
-    <w:p>
-      <w:pPr>
-        <w:pStyle w:val="Year"/>
-        <w:jc w:val="left"/>
-        <w:rPr>
-          <w:sz w:val="18"/>
-        </w:rPr>
-      </w:pPr>
+        <w:t>CAPM: Agile Adaptive Project Management</w:t>
+      </w:r>
       <w:r>
         <w:rPr>
           <w:b/>
@@ -5849,7 +5784,7 @@
           <w:sz w:val="22"/>
           <w:szCs w:val="24"/>
         </w:rPr>
-        <w:t>Agile Organizations: Building an Agile Culture</w:t>
+        <w:t xml:space="preserve"> </w:t>
       </w:r>
       <w:r>
         <w:rPr>
@@ -5858,8 +5793,45 @@
           <w:sz w:val="22"/>
           <w:szCs w:val="24"/>
         </w:rPr>
-        <w:t xml:space="preserve"> </w:t>
-      </w:r>
+        <w:t>| Percipio and Accenture</w:t>
+      </w:r>
+    </w:p>
+    <w:p>
+      <w:pPr>
+        <w:pStyle w:val="Year"/>
+        <w:rPr>
+          <w:sz w:val="18"/>
+        </w:rPr>
+      </w:pPr>
+    </w:p>
+    <w:p>
+      <w:pPr>
+        <w:pStyle w:val="Year"/>
+        <w:rPr>
+          <w:sz w:val="18"/>
+        </w:rPr>
+      </w:pPr>
+      <w:r>
+        <w:rPr>
+          <w:sz w:val="18"/>
+        </w:rPr>
+        <w:t>(June 2025</w:t>
+      </w:r>
+      <w:r>
+        <w:rPr>
+          <w:sz w:val="18"/>
+        </w:rPr>
+        <w:t>)</w:t>
+      </w:r>
+    </w:p>
+    <w:p>
+      <w:pPr>
+        <w:pStyle w:val="Year"/>
+        <w:jc w:val="left"/>
+        <w:rPr>
+          <w:sz w:val="18"/>
+        </w:rPr>
+      </w:pPr>
       <w:r>
         <w:rPr>
           <w:b/>
@@ -5867,9 +5839,9 @@
           <w:sz w:val="22"/>
           <w:szCs w:val="24"/>
         </w:rPr>
-        <w:t xml:space="preserve">| </w:t>
-      </w:r>
-      <w:proofErr w:type="spellStart"/>
+        <w:lastRenderedPageBreak/>
+        <w:t>Data Access &amp; Governance Policies: Data Classification, Encryption, &amp; Monitoring</w:t>
+      </w:r>
       <w:r>
         <w:rPr>
           <w:b/>
@@ -5877,9 +5849,8 @@
           <w:sz w:val="22"/>
           <w:szCs w:val="24"/>
         </w:rPr>
-        <w:t>Percipio</w:t>
-      </w:r>
-      <w:proofErr w:type="spellEnd"/>
+        <w:t xml:space="preserve"> </w:t>
+      </w:r>
       <w:r>
         <w:rPr>
           <w:b/>
@@ -5887,29 +5858,29 @@
           <w:sz w:val="22"/>
           <w:szCs w:val="24"/>
         </w:rPr>
-        <w:t xml:space="preserve"> and Accenture</w:t>
-      </w:r>
-    </w:p>
-    <w:p>
-      <w:pPr>
-        <w:pStyle w:val="Year"/>
-        <w:rPr>
-          <w:sz w:val="18"/>
-        </w:rPr>
-      </w:pPr>
-    </w:p>
-    <w:p>
-      <w:pPr>
-        <w:pStyle w:val="Year"/>
-        <w:rPr>
-          <w:sz w:val="18"/>
-        </w:rPr>
-      </w:pPr>
-      <w:r>
-        <w:rPr>
-          <w:sz w:val="18"/>
-        </w:rPr>
-        <w:t>(August 2025</w:t>
+        <w:t>| Percipio and Accenture</w:t>
+      </w:r>
+    </w:p>
+    <w:p>
+      <w:pPr>
+        <w:pStyle w:val="Year"/>
+        <w:rPr>
+          <w:sz w:val="18"/>
+        </w:rPr>
+      </w:pPr>
+    </w:p>
+    <w:p>
+      <w:pPr>
+        <w:pStyle w:val="Year"/>
+        <w:rPr>
+          <w:sz w:val="18"/>
+        </w:rPr>
+      </w:pPr>
+      <w:r>
+        <w:rPr>
+          <w:sz w:val="18"/>
+        </w:rPr>
+        <w:t>(June 2025</w:t>
       </w:r>
       <w:r>
         <w:rPr>
@@ -5933,8 +5904,45 @@
           <w:sz w:val="22"/>
           <w:szCs w:val="24"/>
         </w:rPr>
-        <w:t>CAPM: Agile Adaptive Project Management</w:t>
-      </w:r>
+        <w:t>Responsible Use of AI | Percipio and Accenture</w:t>
+      </w:r>
+    </w:p>
+    <w:p>
+      <w:pPr>
+        <w:pStyle w:val="Year"/>
+        <w:rPr>
+          <w:sz w:val="18"/>
+        </w:rPr>
+      </w:pPr>
+    </w:p>
+    <w:p>
+      <w:pPr>
+        <w:pStyle w:val="Year"/>
+        <w:rPr>
+          <w:sz w:val="18"/>
+        </w:rPr>
+      </w:pPr>
+      <w:r>
+        <w:rPr>
+          <w:sz w:val="18"/>
+        </w:rPr>
+        <w:t>(June 2025</w:t>
+      </w:r>
+      <w:r>
+        <w:rPr>
+          <w:sz w:val="18"/>
+        </w:rPr>
+        <w:t>)</w:t>
+      </w:r>
+    </w:p>
+    <w:p>
+      <w:pPr>
+        <w:pStyle w:val="Year"/>
+        <w:jc w:val="left"/>
+        <w:rPr>
+          <w:sz w:val="18"/>
+        </w:rPr>
+      </w:pPr>
       <w:r>
         <w:rPr>
           <w:b/>
@@ -5942,8 +5950,45 @@
           <w:sz w:val="22"/>
           <w:szCs w:val="24"/>
         </w:rPr>
-        <w:t xml:space="preserve"> </w:t>
-      </w:r>
+        <w:t>Leading Security Teams for GenAI Solutions: Use of Generative AI | Percipio and Accenture</w:t>
+      </w:r>
+    </w:p>
+    <w:p>
+      <w:pPr>
+        <w:pStyle w:val="Year"/>
+        <w:rPr>
+          <w:sz w:val="18"/>
+        </w:rPr>
+      </w:pPr>
+    </w:p>
+    <w:p>
+      <w:pPr>
+        <w:pStyle w:val="Year"/>
+        <w:rPr>
+          <w:sz w:val="18"/>
+        </w:rPr>
+      </w:pPr>
+      <w:r>
+        <w:rPr>
+          <w:sz w:val="18"/>
+        </w:rPr>
+        <w:t>(June 2025</w:t>
+      </w:r>
+      <w:r>
+        <w:rPr>
+          <w:sz w:val="18"/>
+        </w:rPr>
+        <w:t>)</w:t>
+      </w:r>
+    </w:p>
+    <w:p>
+      <w:pPr>
+        <w:pStyle w:val="Year"/>
+        <w:jc w:val="left"/>
+        <w:rPr>
+          <w:sz w:val="18"/>
+        </w:rPr>
+      </w:pPr>
       <w:r>
         <w:rPr>
           <w:b/>
@@ -5951,9 +5996,45 @@
           <w:sz w:val="22"/>
           <w:szCs w:val="24"/>
         </w:rPr>
-        <w:t xml:space="preserve">| </w:t>
-      </w:r>
-      <w:proofErr w:type="spellStart"/>
+        <w:t>Exploring Business Process Automation | Percipio and Accenture</w:t>
+      </w:r>
+    </w:p>
+    <w:p>
+      <w:pPr>
+        <w:pStyle w:val="Year"/>
+        <w:rPr>
+          <w:sz w:val="18"/>
+        </w:rPr>
+      </w:pPr>
+    </w:p>
+    <w:p>
+      <w:pPr>
+        <w:pStyle w:val="Year"/>
+        <w:rPr>
+          <w:sz w:val="18"/>
+        </w:rPr>
+      </w:pPr>
+      <w:r>
+        <w:rPr>
+          <w:sz w:val="18"/>
+        </w:rPr>
+        <w:t>(June 2025</w:t>
+      </w:r>
+      <w:r>
+        <w:rPr>
+          <w:sz w:val="18"/>
+        </w:rPr>
+        <w:t>)</w:t>
+      </w:r>
+    </w:p>
+    <w:p>
+      <w:pPr>
+        <w:pStyle w:val="Year"/>
+        <w:jc w:val="left"/>
+        <w:rPr>
+          <w:sz w:val="18"/>
+        </w:rPr>
+      </w:pPr>
       <w:r>
         <w:rPr>
           <w:b/>
@@ -5961,9 +6042,45 @@
           <w:sz w:val="22"/>
           <w:szCs w:val="24"/>
         </w:rPr>
-        <w:t>Percipio</w:t>
-      </w:r>
-      <w:proofErr w:type="spellEnd"/>
+        <w:t>Using Robots and RPA in the Workplace | Percipio and Accenture</w:t>
+      </w:r>
+    </w:p>
+    <w:p>
+      <w:pPr>
+        <w:pStyle w:val="Year"/>
+        <w:rPr>
+          <w:sz w:val="18"/>
+        </w:rPr>
+      </w:pPr>
+    </w:p>
+    <w:p>
+      <w:pPr>
+        <w:pStyle w:val="Year"/>
+        <w:rPr>
+          <w:sz w:val="18"/>
+        </w:rPr>
+      </w:pPr>
+      <w:r>
+        <w:rPr>
+          <w:sz w:val="18"/>
+        </w:rPr>
+        <w:t>(June 2025</w:t>
+      </w:r>
+      <w:r>
+        <w:rPr>
+          <w:sz w:val="18"/>
+        </w:rPr>
+        <w:t>)</w:t>
+      </w:r>
+    </w:p>
+    <w:p>
+      <w:pPr>
+        <w:pStyle w:val="Year"/>
+        <w:jc w:val="left"/>
+        <w:rPr>
+          <w:sz w:val="18"/>
+        </w:rPr>
+      </w:pPr>
       <w:r>
         <w:rPr>
           <w:b/>
@@ -5971,7 +6088,7 @@
           <w:sz w:val="22"/>
           <w:szCs w:val="24"/>
         </w:rPr>
-        <w:t xml:space="preserve"> and Accenture</w:t>
+        <w:t>Software Design and Development: Design Patterns &amp; SOLID Principles | Percipio and Accenture</w:t>
       </w:r>
     </w:p>
     <w:p>
@@ -6006,9 +6123,6 @@
       <w:pPr>
         <w:pStyle w:val="Year"/>
         <w:jc w:val="left"/>
-        <w:rPr>
-          <w:sz w:val="18"/>
-        </w:rPr>
       </w:pPr>
       <w:r>
         <w:rPr>
@@ -6017,9 +6131,42 @@
           <w:sz w:val="22"/>
           <w:szCs w:val="24"/>
         </w:rPr>
-        <w:lastRenderedPageBreak/>
-        <w:t>Data Access &amp; Governance Policies: Data Classification, Encryption, &amp; Monitoring</w:t>
-      </w:r>
+        <w:t>Effective Team Communication | Percipio and Accenture</w:t>
+      </w:r>
+    </w:p>
+    <w:p>
+      <w:pPr>
+        <w:pStyle w:val="Year"/>
+        <w:rPr>
+          <w:sz w:val="18"/>
+        </w:rPr>
+      </w:pPr>
+    </w:p>
+    <w:p>
+      <w:pPr>
+        <w:pStyle w:val="Year"/>
+        <w:rPr>
+          <w:sz w:val="18"/>
+        </w:rPr>
+      </w:pPr>
+      <w:r>
+        <w:rPr>
+          <w:sz w:val="18"/>
+        </w:rPr>
+        <w:t>(June 2025</w:t>
+      </w:r>
+      <w:r>
+        <w:rPr>
+          <w:sz w:val="18"/>
+        </w:rPr>
+        <w:t>)</w:t>
+      </w:r>
+    </w:p>
+    <w:p>
+      <w:pPr>
+        <w:pStyle w:val="Year"/>
+        <w:jc w:val="left"/>
+      </w:pPr>
       <w:r>
         <w:rPr>
           <w:b/>
@@ -6027,8 +6174,42 @@
           <w:sz w:val="22"/>
           <w:szCs w:val="24"/>
         </w:rPr>
-        <w:t xml:space="preserve"> </w:t>
-      </w:r>
+        <w:t>Exploring Project Management, Then and Now (2021 update) | Percipio and Accenture</w:t>
+      </w:r>
+    </w:p>
+    <w:p>
+      <w:pPr>
+        <w:pStyle w:val="Year"/>
+        <w:rPr>
+          <w:sz w:val="18"/>
+        </w:rPr>
+      </w:pPr>
+    </w:p>
+    <w:p>
+      <w:pPr>
+        <w:pStyle w:val="Year"/>
+        <w:rPr>
+          <w:sz w:val="18"/>
+        </w:rPr>
+      </w:pPr>
+      <w:r>
+        <w:rPr>
+          <w:sz w:val="18"/>
+        </w:rPr>
+        <w:t>(June 2025</w:t>
+      </w:r>
+      <w:r>
+        <w:rPr>
+          <w:sz w:val="18"/>
+        </w:rPr>
+        <w:t>)</w:t>
+      </w:r>
+    </w:p>
+    <w:p>
+      <w:pPr>
+        <w:pStyle w:val="Year"/>
+        <w:jc w:val="left"/>
+      </w:pPr>
       <w:r>
         <w:rPr>
           <w:b/>
@@ -6036,9 +6217,42 @@
           <w:sz w:val="22"/>
           <w:szCs w:val="24"/>
         </w:rPr>
-        <w:t xml:space="preserve">| </w:t>
-      </w:r>
-      <w:proofErr w:type="spellStart"/>
+        <w:t>Embracing Agile at Scale | Percipio and Accenture</w:t>
+      </w:r>
+    </w:p>
+    <w:p>
+      <w:pPr>
+        <w:pStyle w:val="Year"/>
+        <w:rPr>
+          <w:sz w:val="18"/>
+        </w:rPr>
+      </w:pPr>
+    </w:p>
+    <w:p>
+      <w:pPr>
+        <w:pStyle w:val="Year"/>
+        <w:rPr>
+          <w:sz w:val="18"/>
+        </w:rPr>
+      </w:pPr>
+      <w:r>
+        <w:rPr>
+          <w:sz w:val="18"/>
+        </w:rPr>
+        <w:t>(June 2025</w:t>
+      </w:r>
+      <w:r>
+        <w:rPr>
+          <w:sz w:val="18"/>
+        </w:rPr>
+        <w:t>)</w:t>
+      </w:r>
+    </w:p>
+    <w:p>
+      <w:pPr>
+        <w:pStyle w:val="Year"/>
+        <w:jc w:val="left"/>
+      </w:pPr>
       <w:r>
         <w:rPr>
           <w:b/>
@@ -6046,9 +6260,54 @@
           <w:sz w:val="22"/>
           <w:szCs w:val="24"/>
         </w:rPr>
-        <w:t>Percipio</w:t>
-      </w:r>
-      <w:proofErr w:type="spellEnd"/>
+        <w:t>Agile Project Planning | Percipio and Accenture</w:t>
+      </w:r>
+    </w:p>
+    <w:p>
+      <w:pPr>
+        <w:pStyle w:val="Year"/>
+        <w:rPr>
+          <w:sz w:val="18"/>
+        </w:rPr>
+      </w:pPr>
+    </w:p>
+    <w:p>
+      <w:pPr>
+        <w:pStyle w:val="Year"/>
+        <w:rPr>
+          <w:sz w:val="18"/>
+        </w:rPr>
+      </w:pPr>
+      <w:r>
+        <w:rPr>
+          <w:sz w:val="18"/>
+        </w:rPr>
+        <w:t>(</w:t>
+      </w:r>
+      <w:r>
+        <w:rPr>
+          <w:sz w:val="18"/>
+        </w:rPr>
+        <w:t xml:space="preserve">August </w:t>
+      </w:r>
+      <w:r>
+        <w:rPr>
+          <w:sz w:val="18"/>
+        </w:rPr>
+        <w:t>2021</w:t>
+      </w:r>
+      <w:r>
+        <w:rPr>
+          <w:sz w:val="18"/>
+        </w:rPr>
+        <w:t>)</w:t>
+      </w:r>
+    </w:p>
+    <w:p>
+      <w:pPr>
+        <w:pStyle w:val="Year"/>
+        <w:jc w:val="left"/>
+      </w:pPr>
       <w:r>
         <w:rPr>
           <w:b/>
@@ -6056,29 +6315,41 @@
           <w:sz w:val="22"/>
           <w:szCs w:val="24"/>
         </w:rPr>
-        <w:t xml:space="preserve"> and Accenture</w:t>
-      </w:r>
-    </w:p>
-    <w:p>
-      <w:pPr>
-        <w:pStyle w:val="Year"/>
-        <w:rPr>
-          <w:sz w:val="18"/>
-        </w:rPr>
-      </w:pPr>
-    </w:p>
-    <w:p>
-      <w:pPr>
-        <w:pStyle w:val="Year"/>
-        <w:rPr>
-          <w:sz w:val="18"/>
-        </w:rPr>
-      </w:pPr>
-      <w:r>
-        <w:rPr>
-          <w:sz w:val="18"/>
-        </w:rPr>
-        <w:t>(June 2025</w:t>
+        <w:t>The Fundamentals of Digital Marketing | Google</w:t>
+      </w:r>
+    </w:p>
+    <w:p>
+      <w:pPr>
+        <w:pStyle w:val="Year"/>
+        <w:rPr>
+          <w:sz w:val="18"/>
+        </w:rPr>
+      </w:pPr>
+    </w:p>
+    <w:p>
+      <w:pPr>
+        <w:pStyle w:val="Year"/>
+        <w:rPr>
+          <w:sz w:val="18"/>
+        </w:rPr>
+      </w:pPr>
+      <w:r>
+        <w:rPr>
+          <w:sz w:val="18"/>
+        </w:rPr>
+        <w:t>(</w:t>
+      </w:r>
+      <w:r>
+        <w:rPr>
+          <w:sz w:val="18"/>
+        </w:rPr>
+        <w:t xml:space="preserve">August </w:t>
+      </w:r>
+      <w:r>
+        <w:rPr>
+          <w:sz w:val="18"/>
+        </w:rPr>
+        <w:t>2021</w:t>
       </w:r>
       <w:r>
         <w:rPr>
@@ -6091,9 +6362,6 @@
       <w:pPr>
         <w:pStyle w:val="Year"/>
         <w:jc w:val="left"/>
-        <w:rPr>
-          <w:sz w:val="18"/>
-        </w:rPr>
       </w:pPr>
       <w:r>
         <w:rPr>
@@ -6102,9 +6370,8 @@
           <w:sz w:val="22"/>
           <w:szCs w:val="24"/>
         </w:rPr>
-        <w:t xml:space="preserve">Responsible Use of AI | </w:t>
-      </w:r>
-      <w:proofErr w:type="spellStart"/>
+        <w:t>Maintain</w:t>
+      </w:r>
       <w:r>
         <w:rPr>
           <w:b/>
@@ -6112,9 +6379,8 @@
           <w:sz w:val="22"/>
           <w:szCs w:val="24"/>
         </w:rPr>
-        <w:t>Percipio</w:t>
-      </w:r>
-      <w:proofErr w:type="spellEnd"/>
+        <w:t>ing</w:t>
+      </w:r>
       <w:r>
         <w:rPr>
           <w:b/>
@@ -6122,29 +6388,47 @@
           <w:sz w:val="22"/>
           <w:szCs w:val="24"/>
         </w:rPr>
-        <w:t xml:space="preserve"> and Accenture</w:t>
-      </w:r>
-    </w:p>
-    <w:p>
-      <w:pPr>
-        <w:pStyle w:val="Year"/>
-        <w:rPr>
-          <w:sz w:val="18"/>
-        </w:rPr>
-      </w:pPr>
-    </w:p>
-    <w:p>
-      <w:pPr>
-        <w:pStyle w:val="Year"/>
-        <w:rPr>
-          <w:sz w:val="18"/>
-        </w:rPr>
-      </w:pPr>
-      <w:r>
-        <w:rPr>
-          <w:sz w:val="18"/>
-        </w:rPr>
-        <w:t>(June 2025</w:t>
+        <w:t xml:space="preserve"> Computer Systems and Networks | TESDA</w:t>
+      </w:r>
+    </w:p>
+    <w:p>
+      <w:pPr>
+        <w:pStyle w:val="Year"/>
+        <w:rPr>
+          <w:sz w:val="18"/>
+        </w:rPr>
+      </w:pPr>
+    </w:p>
+    <w:p>
+      <w:pPr>
+        <w:pStyle w:val="Year"/>
+        <w:rPr>
+          <w:sz w:val="18"/>
+        </w:rPr>
+      </w:pPr>
+      <w:r>
+        <w:rPr>
+          <w:sz w:val="18"/>
+        </w:rPr>
+        <w:t>(</w:t>
+      </w:r>
+      <w:r>
+        <w:rPr>
+          <w:sz w:val="18"/>
+        </w:rPr>
+        <w:t xml:space="preserve">August </w:t>
+      </w:r>
+      <w:r>
+        <w:rPr>
+          <w:sz w:val="18"/>
+        </w:rPr>
+        <w:t>20</w:t>
+      </w:r>
+      <w:r>
+        <w:rPr>
+          <w:sz w:val="18"/>
+        </w:rPr>
+        <w:t>21</w:t>
       </w:r>
       <w:r>
         <w:rPr>
@@ -6157,20 +6441,13 @@
       <w:pPr>
         <w:pStyle w:val="Year"/>
         <w:jc w:val="left"/>
-        <w:rPr>
-          <w:sz w:val="18"/>
-        </w:rPr>
-      </w:pPr>
-      <w:r>
         <w:rPr>
           <w:b/>
           <w:bCs/>
           <w:sz w:val="22"/>
           <w:szCs w:val="24"/>
         </w:rPr>
-        <w:t xml:space="preserve">Leading Security Teams for GenAI Solutions: Use of Generative AI | </w:t>
-      </w:r>
-      <w:proofErr w:type="spellStart"/>
+      </w:pPr>
       <w:r>
         <w:rPr>
           <w:b/>
@@ -6178,682 +6455,7 @@
           <w:sz w:val="22"/>
           <w:szCs w:val="24"/>
         </w:rPr>
-        <w:t>Percipio</w:t>
-      </w:r>
-      <w:proofErr w:type="spellEnd"/>
-      <w:r>
-        <w:rPr>
-          <w:b/>
-          <w:bCs/>
-          <w:sz w:val="22"/>
-          <w:szCs w:val="24"/>
-        </w:rPr>
-        <w:t xml:space="preserve"> and Accenture</w:t>
-      </w:r>
-    </w:p>
-    <w:p>
-      <w:pPr>
-        <w:pStyle w:val="Year"/>
-        <w:rPr>
-          <w:sz w:val="18"/>
-        </w:rPr>
-      </w:pPr>
-    </w:p>
-    <w:p>
-      <w:pPr>
-        <w:pStyle w:val="Year"/>
-        <w:rPr>
-          <w:sz w:val="18"/>
-        </w:rPr>
-      </w:pPr>
-      <w:r>
-        <w:rPr>
-          <w:sz w:val="18"/>
-        </w:rPr>
-        <w:t>(June 2025</w:t>
-      </w:r>
-      <w:r>
-        <w:rPr>
-          <w:sz w:val="18"/>
-        </w:rPr>
-        <w:t>)</w:t>
-      </w:r>
-    </w:p>
-    <w:p>
-      <w:pPr>
-        <w:pStyle w:val="Year"/>
-        <w:jc w:val="left"/>
-        <w:rPr>
-          <w:sz w:val="18"/>
-        </w:rPr>
-      </w:pPr>
-      <w:r>
-        <w:rPr>
-          <w:b/>
-          <w:bCs/>
-          <w:sz w:val="22"/>
-          <w:szCs w:val="24"/>
-        </w:rPr>
-        <w:t xml:space="preserve">Exploring Business Process Automation | </w:t>
-      </w:r>
-      <w:proofErr w:type="spellStart"/>
-      <w:r>
-        <w:rPr>
-          <w:b/>
-          <w:bCs/>
-          <w:sz w:val="22"/>
-          <w:szCs w:val="24"/>
-        </w:rPr>
-        <w:t>Percipio</w:t>
-      </w:r>
-      <w:proofErr w:type="spellEnd"/>
-      <w:r>
-        <w:rPr>
-          <w:b/>
-          <w:bCs/>
-          <w:sz w:val="22"/>
-          <w:szCs w:val="24"/>
-        </w:rPr>
-        <w:t xml:space="preserve"> and Accenture</w:t>
-      </w:r>
-    </w:p>
-    <w:p>
-      <w:pPr>
-        <w:pStyle w:val="Year"/>
-        <w:rPr>
-          <w:sz w:val="18"/>
-        </w:rPr>
-      </w:pPr>
-    </w:p>
-    <w:p>
-      <w:pPr>
-        <w:pStyle w:val="Year"/>
-        <w:rPr>
-          <w:sz w:val="18"/>
-        </w:rPr>
-      </w:pPr>
-      <w:r>
-        <w:rPr>
-          <w:sz w:val="18"/>
-        </w:rPr>
-        <w:t>(June 2025</w:t>
-      </w:r>
-      <w:r>
-        <w:rPr>
-          <w:sz w:val="18"/>
-        </w:rPr>
-        <w:t>)</w:t>
-      </w:r>
-    </w:p>
-    <w:p>
-      <w:pPr>
-        <w:pStyle w:val="Year"/>
-        <w:jc w:val="left"/>
-        <w:rPr>
-          <w:sz w:val="18"/>
-        </w:rPr>
-      </w:pPr>
-      <w:r>
-        <w:rPr>
-          <w:b/>
-          <w:bCs/>
-          <w:sz w:val="22"/>
-          <w:szCs w:val="24"/>
-        </w:rPr>
-        <w:t xml:space="preserve">Using Robots and RPA in the Workplace | </w:t>
-      </w:r>
-      <w:proofErr w:type="spellStart"/>
-      <w:r>
-        <w:rPr>
-          <w:b/>
-          <w:bCs/>
-          <w:sz w:val="22"/>
-          <w:szCs w:val="24"/>
-        </w:rPr>
-        <w:t>Percipio</w:t>
-      </w:r>
-      <w:proofErr w:type="spellEnd"/>
-      <w:r>
-        <w:rPr>
-          <w:b/>
-          <w:bCs/>
-          <w:sz w:val="22"/>
-          <w:szCs w:val="24"/>
-        </w:rPr>
-        <w:t xml:space="preserve"> and Accenture</w:t>
-      </w:r>
-    </w:p>
-    <w:p>
-      <w:pPr>
-        <w:pStyle w:val="Year"/>
-        <w:rPr>
-          <w:sz w:val="18"/>
-        </w:rPr>
-      </w:pPr>
-    </w:p>
-    <w:p>
-      <w:pPr>
-        <w:pStyle w:val="Year"/>
-        <w:rPr>
-          <w:sz w:val="18"/>
-        </w:rPr>
-      </w:pPr>
-      <w:r>
-        <w:rPr>
-          <w:sz w:val="18"/>
-        </w:rPr>
-        <w:t>(June 2025</w:t>
-      </w:r>
-      <w:r>
-        <w:rPr>
-          <w:sz w:val="18"/>
-        </w:rPr>
-        <w:t>)</w:t>
-      </w:r>
-    </w:p>
-    <w:p>
-      <w:pPr>
-        <w:pStyle w:val="Year"/>
-        <w:jc w:val="left"/>
-        <w:rPr>
-          <w:sz w:val="18"/>
-        </w:rPr>
-      </w:pPr>
-      <w:r>
-        <w:rPr>
-          <w:b/>
-          <w:bCs/>
-          <w:sz w:val="22"/>
-          <w:szCs w:val="24"/>
-        </w:rPr>
-        <w:t xml:space="preserve">Software Design and Development: Design Patterns &amp; SOLID Principles | </w:t>
-      </w:r>
-      <w:proofErr w:type="spellStart"/>
-      <w:r>
-        <w:rPr>
-          <w:b/>
-          <w:bCs/>
-          <w:sz w:val="22"/>
-          <w:szCs w:val="24"/>
-        </w:rPr>
-        <w:t>Percipio</w:t>
-      </w:r>
-      <w:proofErr w:type="spellEnd"/>
-      <w:r>
-        <w:rPr>
-          <w:b/>
-          <w:bCs/>
-          <w:sz w:val="22"/>
-          <w:szCs w:val="24"/>
-        </w:rPr>
-        <w:t xml:space="preserve"> and Accenture</w:t>
-      </w:r>
-    </w:p>
-    <w:p>
-      <w:pPr>
-        <w:pStyle w:val="Year"/>
-        <w:rPr>
-          <w:sz w:val="18"/>
-        </w:rPr>
-      </w:pPr>
-    </w:p>
-    <w:p>
-      <w:pPr>
-        <w:pStyle w:val="Year"/>
-        <w:rPr>
-          <w:sz w:val="18"/>
-        </w:rPr>
-      </w:pPr>
-      <w:r>
-        <w:rPr>
-          <w:sz w:val="18"/>
-        </w:rPr>
-        <w:t>(June 2025</w:t>
-      </w:r>
-      <w:r>
-        <w:rPr>
-          <w:sz w:val="18"/>
-        </w:rPr>
-        <w:t>)</w:t>
-      </w:r>
-    </w:p>
-    <w:p>
-      <w:pPr>
-        <w:pStyle w:val="Year"/>
-        <w:jc w:val="left"/>
-      </w:pPr>
-      <w:r>
-        <w:rPr>
-          <w:b/>
-          <w:bCs/>
-          <w:sz w:val="22"/>
-          <w:szCs w:val="24"/>
-        </w:rPr>
-        <w:t xml:space="preserve">Effective Team Communication | </w:t>
-      </w:r>
-      <w:proofErr w:type="spellStart"/>
-      <w:r>
-        <w:rPr>
-          <w:b/>
-          <w:bCs/>
-          <w:sz w:val="22"/>
-          <w:szCs w:val="24"/>
-        </w:rPr>
-        <w:t>Percipio</w:t>
-      </w:r>
-      <w:proofErr w:type="spellEnd"/>
-      <w:r>
-        <w:rPr>
-          <w:b/>
-          <w:bCs/>
-          <w:sz w:val="22"/>
-          <w:szCs w:val="24"/>
-        </w:rPr>
-        <w:t xml:space="preserve"> and Accenture</w:t>
-      </w:r>
-    </w:p>
-    <w:p>
-      <w:pPr>
-        <w:pStyle w:val="Year"/>
-        <w:rPr>
-          <w:sz w:val="18"/>
-        </w:rPr>
-      </w:pPr>
-    </w:p>
-    <w:p>
-      <w:pPr>
-        <w:pStyle w:val="Year"/>
-        <w:rPr>
-          <w:sz w:val="18"/>
-        </w:rPr>
-      </w:pPr>
-      <w:r>
-        <w:rPr>
-          <w:sz w:val="18"/>
-        </w:rPr>
-        <w:t>(June 2025</w:t>
-      </w:r>
-      <w:r>
-        <w:rPr>
-          <w:sz w:val="18"/>
-        </w:rPr>
-        <w:t>)</w:t>
-      </w:r>
-    </w:p>
-    <w:p>
-      <w:pPr>
-        <w:pStyle w:val="Year"/>
-        <w:jc w:val="left"/>
-      </w:pPr>
-      <w:r>
-        <w:rPr>
-          <w:b/>
-          <w:bCs/>
-          <w:sz w:val="22"/>
-          <w:szCs w:val="24"/>
-        </w:rPr>
-        <w:t xml:space="preserve">Exploring Project Management, Then and Now (2021 update) | </w:t>
-      </w:r>
-      <w:proofErr w:type="spellStart"/>
-      <w:r>
-        <w:rPr>
-          <w:b/>
-          <w:bCs/>
-          <w:sz w:val="22"/>
-          <w:szCs w:val="24"/>
-        </w:rPr>
-        <w:t>Percipio</w:t>
-      </w:r>
-      <w:proofErr w:type="spellEnd"/>
-      <w:r>
-        <w:rPr>
-          <w:b/>
-          <w:bCs/>
-          <w:sz w:val="22"/>
-          <w:szCs w:val="24"/>
-        </w:rPr>
-        <w:t xml:space="preserve"> and Accenture</w:t>
-      </w:r>
-    </w:p>
-    <w:p>
-      <w:pPr>
-        <w:pStyle w:val="Year"/>
-        <w:rPr>
-          <w:sz w:val="18"/>
-        </w:rPr>
-      </w:pPr>
-    </w:p>
-    <w:p>
-      <w:pPr>
-        <w:pStyle w:val="Year"/>
-        <w:rPr>
-          <w:sz w:val="18"/>
-        </w:rPr>
-      </w:pPr>
-      <w:r>
-        <w:rPr>
-          <w:sz w:val="18"/>
-        </w:rPr>
-        <w:t>(June 2025</w:t>
-      </w:r>
-      <w:r>
-        <w:rPr>
-          <w:sz w:val="18"/>
-        </w:rPr>
-        <w:t>)</w:t>
-      </w:r>
-    </w:p>
-    <w:p>
-      <w:pPr>
-        <w:pStyle w:val="Year"/>
-        <w:jc w:val="left"/>
-      </w:pPr>
-      <w:r>
-        <w:rPr>
-          <w:b/>
-          <w:bCs/>
-          <w:sz w:val="22"/>
-          <w:szCs w:val="24"/>
-        </w:rPr>
-        <w:t xml:space="preserve">Embracing Agile at Scale | </w:t>
-      </w:r>
-      <w:proofErr w:type="spellStart"/>
-      <w:r>
-        <w:rPr>
-          <w:b/>
-          <w:bCs/>
-          <w:sz w:val="22"/>
-          <w:szCs w:val="24"/>
-        </w:rPr>
-        <w:t>Percipio</w:t>
-      </w:r>
-      <w:proofErr w:type="spellEnd"/>
-      <w:r>
-        <w:rPr>
-          <w:b/>
-          <w:bCs/>
-          <w:sz w:val="22"/>
-          <w:szCs w:val="24"/>
-        </w:rPr>
-        <w:t xml:space="preserve"> and Accenture</w:t>
-      </w:r>
-    </w:p>
-    <w:p>
-      <w:pPr>
-        <w:pStyle w:val="Year"/>
-        <w:rPr>
-          <w:sz w:val="18"/>
-        </w:rPr>
-      </w:pPr>
-    </w:p>
-    <w:p>
-      <w:pPr>
-        <w:pStyle w:val="Year"/>
-        <w:rPr>
-          <w:sz w:val="18"/>
-        </w:rPr>
-      </w:pPr>
-      <w:r>
-        <w:rPr>
-          <w:sz w:val="18"/>
-        </w:rPr>
-        <w:t>(June 2025</w:t>
-      </w:r>
-      <w:r>
-        <w:rPr>
-          <w:sz w:val="18"/>
-        </w:rPr>
-        <w:t>)</w:t>
-      </w:r>
-    </w:p>
-    <w:p>
-      <w:pPr>
-        <w:pStyle w:val="Year"/>
-        <w:jc w:val="left"/>
-      </w:pPr>
-      <w:r>
-        <w:rPr>
-          <w:b/>
-          <w:bCs/>
-          <w:sz w:val="22"/>
-          <w:szCs w:val="24"/>
-        </w:rPr>
-        <w:t xml:space="preserve">Agile Project Planning | </w:t>
-      </w:r>
-      <w:proofErr w:type="spellStart"/>
-      <w:r>
-        <w:rPr>
-          <w:b/>
-          <w:bCs/>
-          <w:sz w:val="22"/>
-          <w:szCs w:val="24"/>
-        </w:rPr>
-        <w:t>Percipio</w:t>
-      </w:r>
-      <w:proofErr w:type="spellEnd"/>
-      <w:r>
-        <w:rPr>
-          <w:b/>
-          <w:bCs/>
-          <w:sz w:val="22"/>
-          <w:szCs w:val="24"/>
-        </w:rPr>
-        <w:t xml:space="preserve"> and Accenture</w:t>
-      </w:r>
-    </w:p>
-    <w:p>
-      <w:pPr>
-        <w:pStyle w:val="Year"/>
-        <w:rPr>
-          <w:sz w:val="18"/>
-        </w:rPr>
-      </w:pPr>
-    </w:p>
-    <w:p>
-      <w:pPr>
-        <w:pStyle w:val="Year"/>
-        <w:rPr>
-          <w:sz w:val="18"/>
-        </w:rPr>
-      </w:pPr>
-      <w:r>
-        <w:rPr>
-          <w:sz w:val="18"/>
-        </w:rPr>
-        <w:t>(</w:t>
-      </w:r>
-      <w:r>
-        <w:rPr>
-          <w:sz w:val="18"/>
-        </w:rPr>
-        <w:t xml:space="preserve">August </w:t>
-      </w:r>
-      <w:r>
-        <w:rPr>
-          <w:sz w:val="18"/>
-        </w:rPr>
-        <w:t>2021</w:t>
-      </w:r>
-      <w:r>
-        <w:rPr>
-          <w:sz w:val="18"/>
-        </w:rPr>
-        <w:t>)</w:t>
-      </w:r>
-    </w:p>
-    <w:p>
-      <w:pPr>
-        <w:pStyle w:val="Year"/>
-        <w:jc w:val="left"/>
-      </w:pPr>
-      <w:r>
-        <w:rPr>
-          <w:b/>
-          <w:bCs/>
-          <w:sz w:val="22"/>
-          <w:szCs w:val="24"/>
-        </w:rPr>
-        <w:t>The Fundamentals of Digital Marketing | Google</w:t>
-      </w:r>
-    </w:p>
-    <w:p>
-      <w:pPr>
-        <w:pStyle w:val="Year"/>
-        <w:rPr>
-          <w:sz w:val="18"/>
-        </w:rPr>
-      </w:pPr>
-    </w:p>
-    <w:p>
-      <w:pPr>
-        <w:pStyle w:val="Year"/>
-        <w:rPr>
-          <w:sz w:val="18"/>
-        </w:rPr>
-      </w:pPr>
-      <w:r>
-        <w:rPr>
-          <w:sz w:val="18"/>
-        </w:rPr>
-        <w:t>(</w:t>
-      </w:r>
-      <w:r>
-        <w:rPr>
-          <w:sz w:val="18"/>
-        </w:rPr>
-        <w:t xml:space="preserve">August </w:t>
-      </w:r>
-      <w:r>
-        <w:rPr>
-          <w:sz w:val="18"/>
-        </w:rPr>
-        <w:t>2021</w:t>
-      </w:r>
-      <w:r>
-        <w:rPr>
-          <w:sz w:val="18"/>
-        </w:rPr>
-        <w:t>)</w:t>
-      </w:r>
-    </w:p>
-    <w:p>
-      <w:pPr>
-        <w:pStyle w:val="Year"/>
-        <w:jc w:val="left"/>
-      </w:pPr>
-      <w:r>
-        <w:rPr>
-          <w:b/>
-          <w:bCs/>
-          <w:sz w:val="22"/>
-          <w:szCs w:val="24"/>
-        </w:rPr>
-        <w:t>Maintain</w:t>
-      </w:r>
-      <w:r>
-        <w:rPr>
-          <w:b/>
-          <w:bCs/>
-          <w:sz w:val="22"/>
-          <w:szCs w:val="24"/>
-        </w:rPr>
-        <w:t>ing</w:t>
-      </w:r>
-      <w:r>
-        <w:rPr>
-          <w:b/>
-          <w:bCs/>
-          <w:sz w:val="22"/>
-          <w:szCs w:val="24"/>
-        </w:rPr>
-        <w:t xml:space="preserve"> Computer Systems and Networks | TESDA</w:t>
-      </w:r>
-    </w:p>
-    <w:p>
-      <w:pPr>
-        <w:pStyle w:val="Year"/>
-        <w:rPr>
-          <w:sz w:val="18"/>
-        </w:rPr>
-      </w:pPr>
-    </w:p>
-    <w:p>
-      <w:pPr>
-        <w:pStyle w:val="Year"/>
-        <w:rPr>
-          <w:sz w:val="18"/>
-        </w:rPr>
-      </w:pPr>
-      <w:r>
-        <w:rPr>
-          <w:sz w:val="18"/>
-        </w:rPr>
-        <w:t>(</w:t>
-      </w:r>
-      <w:r>
-        <w:rPr>
-          <w:sz w:val="18"/>
-        </w:rPr>
-        <w:t xml:space="preserve">August </w:t>
-      </w:r>
-      <w:r>
-        <w:rPr>
-          <w:sz w:val="18"/>
-        </w:rPr>
-        <w:t>20</w:t>
-      </w:r>
-      <w:r>
-        <w:rPr>
-          <w:sz w:val="18"/>
-        </w:rPr>
-        <w:t>21</w:t>
-      </w:r>
-      <w:r>
-        <w:rPr>
-          <w:sz w:val="18"/>
-        </w:rPr>
-        <w:t>)</w:t>
-      </w:r>
-    </w:p>
-    <w:p>
-      <w:pPr>
-        <w:pStyle w:val="Year"/>
-        <w:jc w:val="left"/>
-        <w:rPr>
-          <w:b/>
-          <w:bCs/>
-          <w:sz w:val="22"/>
-          <w:szCs w:val="24"/>
-        </w:rPr>
-      </w:pPr>
-      <w:r>
-        <w:rPr>
-          <w:b/>
-          <w:bCs/>
-          <w:sz w:val="22"/>
-          <w:szCs w:val="24"/>
-        </w:rPr>
-        <w:t xml:space="preserve">SMART </w:t>
-      </w:r>
-      <w:proofErr w:type="spellStart"/>
-      <w:r>
-        <w:rPr>
-          <w:b/>
-          <w:bCs/>
-          <w:sz w:val="22"/>
-          <w:szCs w:val="24"/>
-        </w:rPr>
-        <w:t>Technopreneurship</w:t>
-      </w:r>
-      <w:proofErr w:type="spellEnd"/>
-      <w:r>
-        <w:rPr>
-          <w:b/>
-          <w:bCs/>
-          <w:sz w:val="22"/>
-          <w:szCs w:val="24"/>
-        </w:rPr>
-        <w:t xml:space="preserve"> 101 | TESDA</w:t>
+        <w:t>SMART Technopreneurship 101 | TESDA</w:t>
       </w:r>
     </w:p>
     <w:p>
@@ -7158,20 +6760,8 @@
           <w:szCs w:val="24"/>
           <w:lang w:val="en-PH"/>
         </w:rPr>
-        <w:t xml:space="preserve">John Rosell </w:t>
-      </w:r>
-      <w:proofErr w:type="spellStart"/>
-      <w:r>
-        <w:rPr>
-          <w:b/>
-          <w:bCs/>
-          <w:sz w:val="24"/>
-          <w:szCs w:val="24"/>
-          <w:lang w:val="en-PH"/>
-        </w:rPr>
-        <w:t>Magalso</w:t>
-      </w:r>
-      <w:proofErr w:type="spellEnd"/>
+        <w:t>John Rosell Magalso</w:t>
+      </w:r>
     </w:p>
     <w:p>
       <w:pPr>
@@ -7349,7 +6939,6 @@
         </w:rPr>
         <w:t xml:space="preserve">s. </w:t>
       </w:r>
-      <w:proofErr w:type="spellStart"/>
       <w:r>
         <w:rPr>
           <w:b/>
@@ -7358,18 +6947,7 @@
           <w:szCs w:val="24"/>
           <w:lang w:val="en-PH"/>
         </w:rPr>
-        <w:t>Licelyn</w:t>
-      </w:r>
-      <w:proofErr w:type="spellEnd"/>
-      <w:r>
-        <w:rPr>
-          <w:b/>
-          <w:bCs/>
-          <w:sz w:val="24"/>
-          <w:szCs w:val="24"/>
-          <w:lang w:val="en-PH"/>
-        </w:rPr>
-        <w:t xml:space="preserve"> Labrador</w:t>
+        <w:t>Licelyn Labrador</w:t>
       </w:r>
     </w:p>
     <w:p>
@@ -7503,19 +7081,8 @@
           <w:sz w:val="24"/>
           <w:szCs w:val="24"/>
         </w:rPr>
-        <w:t xml:space="preserve">Mrs. Theresa </w:t>
-      </w:r>
-      <w:proofErr w:type="spellStart"/>
-      <w:r>
-        <w:rPr>
-          <w:b/>
-          <w:bCs/>
-          <w:sz w:val="24"/>
-          <w:szCs w:val="24"/>
-        </w:rPr>
-        <w:t>Wingkee</w:t>
-      </w:r>
-      <w:proofErr w:type="spellEnd"/>
+        <w:t>Mrs. Theresa Wingkee</w:t>
+      </w:r>
     </w:p>
     <w:p>
       <w:pPr>
@@ -7669,6 +7236,7 @@
         <w:docPartUnique/>
       </w:docPartObj>
     </w:sdtPr>
+    <w:sdtEndPr/>
     <w:sdtContent>
       <w:sdt>
         <w:sdtPr>
@@ -7678,6 +7246,7 @@
             <w:docPartUnique/>
           </w:docPartObj>
         </w:sdtPr>
+        <w:sdtEndPr/>
         <w:sdtContent>
           <w:p>
             <w:pPr>
